--- a/worksheets/9주차_학생워크시트.docx
+++ b/worksheets/9주차_학생워크시트.docx
@@ -2495,7 +2495,7 @@
           <w:sz w:val="21"/>
           <w:szCs w:val="21"/>
         </w:rPr>
-        <w:t xml:space="preserve">조도 센서가 고장 나서 light_percent 가 null 로 오는 상황을 만듭니다. (선생님이 모의 Pico를 nolight 모드로 켜 줍니다)</w:t>
+        <w:t xml:space="preserve">조도 센서가 고장 나서 light_percent 가 null 로 오는 상황을 만듭니다. (선생님이 가상 Pico 창에서 l 을 눌러 조도 센서를 고장 냅니다 — 실물 센서로는 null 을 만들기 어렵습니다)</w:t>
       </w:r>
     </w:p>
     <w:p>
